--- a/source/_static/使用指南-MacOS系统-本地化 Excel 插件.docx
+++ b/source/_static/使用指南-MacOS系统-本地化 Excel 插件.docx
@@ -65,31 +65,7 @@
           <w:b/>
           <w:bCs/>
         </w:rPr>
-        <w:t>前提条件：MacOS系统版本在10.10或者更高版本；</w:t>
-      </w:r>
-      <w:r>
-        <w:rPr>
-          <w:rFonts w:hint="default" w:ascii="Arial Regular" w:hAnsi="Arial Regular" w:cs="Arial Regular"/>
-          <w:b/>
-          <w:bCs/>
-        </w:rPr>
-        <w:t xml:space="preserve">Excel on Mac 版本 15.19 (160206) </w:t>
-      </w:r>
-      <w:r>
-        <w:rPr>
-          <w:rFonts w:hint="default" w:ascii="Arial Regular" w:hAnsi="Arial Regular" w:cs="Arial Regular"/>
-          <w:b/>
-          <w:bCs/>
-        </w:rPr>
-        <w:t>或者更高版本</w:t>
-      </w:r>
-      <w:r>
-        <w:rPr>
-          <w:rFonts w:hint="default" w:ascii="Arial Regular" w:hAnsi="Arial Regular" w:cs="Arial Regular"/>
-          <w:b/>
-          <w:bCs/>
-        </w:rPr>
-        <w:t>。</w:t>
+        <w:t>前提条件：MacOS系统版本在10.10或者更高版本；Excel on Mac 版本 15.19 (160206) 或者更高版本。</w:t>
       </w:r>
     </w:p>
     <w:p>
@@ -290,6 +266,7 @@
       <w:pPr>
         <w:widowControl w:val="0"/>
         <w:numPr>
+          <w:ilvl w:val="0"/>
           <w:numId w:val="0"/>
         </w:numPr>
         <w:jc w:val="both"/>
@@ -310,6 +287,7 @@
       <w:pPr>
         <w:widowControl w:val="0"/>
         <w:numPr>
+          <w:ilvl w:val="0"/>
           <w:numId w:val="0"/>
         </w:numPr>
         <w:jc w:val="both"/>
@@ -366,6 +344,7 @@
       <w:pPr>
         <w:widowControl w:val="0"/>
         <w:numPr>
+          <w:ilvl w:val="0"/>
           <w:numId w:val="0"/>
         </w:numPr>
         <w:jc w:val="both"/>
@@ -552,8 +531,7 @@
     <w:p>
       <w:pPr>
         <w:rPr>
-          <w:rFonts w:hint="default" w:ascii="Arial Regular" w:hAnsi="Arial Regular" w:cs="Arial Regular" w:eastAsiaTheme="minorEastAsia"/>
-          <w:lang w:val="en-US" w:eastAsia="zh-CN"/>
+          <w:rFonts w:hint="default" w:ascii="Arial Regular" w:hAnsi="Arial Regular" w:cs="Arial Regular"/>
         </w:rPr>
       </w:pPr>
       <w:r>
@@ -570,22 +548,87 @@
         </w:rPr>
         <w:t>wttranslate</w:t>
       </w:r>
+    </w:p>
+    <w:p>
+      <w:pPr>
+        <w:rPr>
+          <w:rFonts w:hint="default" w:ascii="Arial Regular" w:hAnsi="Arial Regular" w:cs="Arial Regular"/>
+        </w:rPr>
+      </w:pPr>
+    </w:p>
+    <w:p>
+      <w:pPr>
+        <w:rPr>
+          <w:rFonts w:hint="default" w:ascii="Arial" w:hAnsi="Arial" w:cs="Arial"/>
+          <w:lang w:val="en-US"/>
+        </w:rPr>
+      </w:pPr>
+      <w:r>
+        <w:rPr>
+          <w:rFonts w:hint="default" w:ascii="Arial" w:hAnsi="Arial" w:cs="Arial"/>
+          <w:lang w:val="en-US"/>
+        </w:rPr>
+        <w:t>Excel-to-JSON</w:t>
+      </w:r>
+      <w:r>
+        <w:rPr>
+          <w:rFonts w:hint="eastAsia" w:ascii="Arial" w:hAnsi="Arial" w:cs="Arial"/>
+          <w:lang w:val="en-US" w:eastAsia="zh-CN"/>
+        </w:rPr>
+        <w:t>技术文档</w:t>
+      </w:r>
+      <w:r>
+        <w:rPr>
+          <w:rFonts w:hint="default" w:ascii="Arial" w:hAnsi="Arial" w:cs="Arial"/>
+          <w:lang w:val="en-US"/>
+        </w:rPr>
+        <w:t xml:space="preserve"> </w:t>
+      </w:r>
+      <w:r>
+        <w:rPr>
+          <w:rFonts w:hint="default" w:ascii="Arial" w:hAnsi="Arial" w:cs="Arial"/>
+          <w:lang w:val="en-US"/>
+        </w:rPr>
+        <w:fldChar w:fldCharType="begin"/>
+      </w:r>
+      <w:r>
+        <w:rPr>
+          <w:rFonts w:hint="default" w:ascii="Arial" w:hAnsi="Arial" w:cs="Arial"/>
+          <w:lang w:val="en-US"/>
+        </w:rPr>
+        <w:instrText xml:space="preserve"> HYPERLINK "https://excel-to-json.wtsolutions.cn/zh-cn/latest/" </w:instrText>
+      </w:r>
+      <w:r>
+        <w:rPr>
+          <w:rFonts w:hint="default" w:ascii="Arial" w:hAnsi="Arial" w:cs="Arial"/>
+          <w:lang w:val="en-US"/>
+        </w:rPr>
+        <w:fldChar w:fldCharType="separate"/>
+      </w:r>
+      <w:r>
+        <w:rPr>
+          <w:rStyle w:val="17"/>
+          <w:rFonts w:hint="default" w:ascii="Arial" w:hAnsi="Arial" w:cs="Arial"/>
+          <w:lang w:val="en-US"/>
+        </w:rPr>
+        <w:t>https://excel-to-json.wtsolutions.cn/zh-cn/latest/</w:t>
+      </w:r>
+      <w:r>
+        <w:rPr>
+          <w:rFonts w:hint="default" w:ascii="Arial" w:hAnsi="Arial" w:cs="Arial"/>
+          <w:lang w:val="en-US"/>
+        </w:rPr>
+        <w:fldChar w:fldCharType="end"/>
+      </w:r>
+      <w:r>
+        <w:rPr>
+          <w:rFonts w:hint="default" w:ascii="Arial" w:hAnsi="Arial" w:cs="Arial"/>
+          <w:lang w:val="en-US"/>
+        </w:rPr>
+        <w:t xml:space="preserve"> </w:t>
+      </w:r>
       <w:bookmarkStart w:id="0" w:name="_GoBack"/>
       <w:bookmarkEnd w:id="0"/>
-    </w:p>
-    <w:p>
-      <w:pPr>
-        <w:rPr>
-          <w:rFonts w:hint="default" w:ascii="Arial Regular" w:hAnsi="Arial Regular" w:cs="Arial Regular"/>
-        </w:rPr>
-      </w:pPr>
-    </w:p>
-    <w:p>
-      <w:pPr>
-        <w:rPr>
-          <w:rFonts w:hint="default" w:ascii="Arial Regular" w:hAnsi="Arial Regular" w:cs="Arial Regular"/>
-        </w:rPr>
-      </w:pPr>
     </w:p>
     <w:p>
       <w:pPr>
@@ -619,7 +662,7 @@
     <w:sdtPr>
       <w:id w:val="230125461"/>
       <w:docPartObj>
-        <w:docPartGallery w:val="AutoText"/>
+        <w:docPartGallery w:val="autotext"/>
       </w:docPartObj>
     </w:sdtPr>
     <w:sdtContent>
@@ -627,7 +670,7 @@
         <w:sdtPr>
           <w:id w:val="1728636285"/>
           <w:docPartObj>
-            <w:docPartGallery w:val="AutoText"/>
+            <w:docPartGallery w:val="autotext"/>
           </w:docPartObj>
         </w:sdtPr>
         <w:sdtContent>

--- a/source/_static/使用指南-MacOS系统-本地化 Excel 插件.docx
+++ b/source/_static/使用指南-MacOS系统-本地化 Excel 插件.docx
@@ -42,41 +42,21 @@
     </w:p>
     <w:p>
       <w:pPr>
-        <w:jc w:val="center"/>
+        <w:jc w:val="left"/>
         <w:rPr>
           <w:rFonts w:hint="default" w:ascii="Arial Regular" w:hAnsi="Arial Regular" w:cs="Arial Regular"/>
           <w:b/>
           <w:bCs/>
         </w:rPr>
       </w:pPr>
-    </w:p>
-    <w:p>
-      <w:pPr>
-        <w:jc w:val="left"/>
+      <w:r>
         <w:rPr>
           <w:rFonts w:hint="default" w:ascii="Arial Regular" w:hAnsi="Arial Regular" w:cs="Arial Regular"/>
           <w:b/>
           <w:bCs/>
         </w:rPr>
-      </w:pPr>
-      <w:r>
-        <w:rPr>
-          <w:rFonts w:hint="default" w:ascii="Arial Regular" w:hAnsi="Arial Regular" w:cs="Arial Regular"/>
-          <w:b/>
-          <w:bCs/>
-        </w:rPr>
         <w:t>前提条件：MacOS系统版本在10.10或者更高版本；Excel on Mac 版本 15.19 (160206) 或者更高版本。</w:t>
       </w:r>
-    </w:p>
-    <w:p>
-      <w:pPr>
-        <w:jc w:val="center"/>
-        <w:rPr>
-          <w:rFonts w:hint="default" w:ascii="Arial Regular" w:hAnsi="Arial Regular" w:cs="Arial Regular"/>
-          <w:b/>
-          <w:bCs/>
-        </w:rPr>
-      </w:pPr>
     </w:p>
     <w:p>
       <w:pPr>
@@ -428,6 +408,8 @@
       <w:pPr>
         <w:rPr>
           <w:rFonts w:hint="default" w:ascii="Arial Regular" w:hAnsi="Arial Regular" w:cs="Arial Regular"/>
+          <w:b/>
+          <w:bCs/>
         </w:rPr>
       </w:pPr>
       <w:r>
@@ -505,6 +487,36 @@
       <w:pPr>
         <w:rPr>
           <w:rFonts w:hint="default" w:ascii="Arial Regular" w:hAnsi="Arial Regular" w:cs="Arial Regular"/>
+          <w:b/>
+          <w:bCs/>
+        </w:rPr>
+      </w:pPr>
+    </w:p>
+    <w:p>
+      <w:pPr>
+        <w:rPr>
+          <w:rFonts w:hint="default" w:ascii="Arial Regular" w:hAnsi="Arial Regular" w:cs="Arial Regular" w:eastAsiaTheme="minorEastAsia"/>
+          <w:b/>
+          <w:bCs/>
+          <w:lang w:val="en-US" w:eastAsia="zh-CN"/>
+        </w:rPr>
+      </w:pPr>
+      <w:r>
+        <w:rPr>
+          <w:rFonts w:hint="eastAsia" w:ascii="Arial Regular" w:hAnsi="Arial Regular" w:cs="Arial Regular"/>
+          <w:b/>
+          <w:bCs/>
+          <w:lang w:val="en-US" w:eastAsia="zh-CN"/>
+        </w:rPr>
+        <w:t>程序可能会要求访问文件夹的权限，请给予权限；</w:t>
+      </w:r>
+      <w:bookmarkStart w:id="0" w:name="_GoBack"/>
+      <w:bookmarkEnd w:id="0"/>
+    </w:p>
+    <w:p>
+      <w:pPr>
+        <w:rPr>
+          <w:rFonts w:hint="default" w:ascii="Arial Regular" w:hAnsi="Arial Regular" w:cs="Arial Regular"/>
         </w:rPr>
       </w:pPr>
     </w:p>
@@ -627,8 +639,6 @@
         </w:rPr>
         <w:t xml:space="preserve"> </w:t>
       </w:r>
-      <w:bookmarkStart w:id="0" w:name="_GoBack"/>
-      <w:bookmarkEnd w:id="0"/>
     </w:p>
     <w:p>
       <w:pPr>
